--- a/docs/Lessons/Lesson 14 - Raising the Stakes/Keys/Lesson_14_Key_001GameCreator.docx
+++ b/docs/Lessons/Lesson 14 - Raising the Stakes/Keys/Lesson_14_Key_001GameCreator.docx
@@ -156,6 +156,68 @@
       </w:pPr>
       <w:r>
         <w:t xml:space="preserve">ResetGame Destroying enemy_6/7 by default (before SpawnWave runs) is what keeps wave 1 looking exactly like Lesson 13's game - only 5 active copies until later waves need more.</w:t>
+      </w:r>
+    </w:p>
+    <w:p>
+      <w:pPr>
+        <w:spacing w:after="40" w:before="120"/>
+        <w:jc w:val="center"/>
+      </w:pPr>
+      <w:r>
+        <w:drawing>
+          <wp:inline distT="0" distB="0" distL="0" distR="0">
+            <wp:extent cx="4937760" cy="4288536"/>
+            <wp:effectExtent t="0" r="0" b="0" l="0"/>
+            <wp:docPr id="1" name="" descr="" title=""/>
+            <wp:cNvGraphicFramePr>
+              <a:graphicFrameLocks xmlns:a="http://schemas.openxmlformats.org/drawingml/2006/main" noChangeAspect="1"/>
+            </wp:cNvGraphicFramePr>
+            <a:graphic xmlns:a="http://schemas.openxmlformats.org/drawingml/2006/main">
+              <a:graphicData uri="http://schemas.openxmlformats.org/drawingml/2006/picture">
+                <pic:pic xmlns:pic="http://schemas.openxmlformats.org/drawingml/2006/picture">
+                  <pic:nvPicPr>
+                    <pic:cNvPr id="0" name="" descr=""/>
+                    <pic:cNvPicPr>
+                      <a:picLocks noChangeAspect="1" noChangeArrowheads="1"/>
+                    </pic:cNvPicPr>
+                  </pic:nvPicPr>
+                  <pic:blipFill>
+                    <a:blip r:embed="rId10" cstate="none"/>
+                    <a:srcRect/>
+                    <a:stretch>
+                      <a:fillRect/>
+                    </a:stretch>
+                  </pic:blipFill>
+                  <pic:spPr bwMode="auto">
+                    <a:xfrm>
+                      <a:off x="0" y="0"/>
+                      <a:ext cx="4937760" cy="4288536"/>
+                    </a:xfrm>
+                    <a:prstGeom prst="rect">
+                      <a:avLst/>
+                    </a:prstGeom>
+                  </pic:spPr>
+                </pic:pic>
+              </a:graphicData>
+            </a:graphic>
+          </wp:inline>
+        </w:drawing>
+      </w:r>
+    </w:p>
+    <w:p>
+      <w:pPr>
+        <w:spacing w:after="160"/>
+        <w:jc w:val="center"/>
+      </w:pPr>
+      <w:r>
+        <w:rPr>
+          <w:i/>
+          <w:iCs/>
+          <w:color w:val="888888"/>
+          <w:sz w:val="16"/>
+          <w:szCs w:val="16"/>
+        </w:rPr>
+        <w:t xml:space="preserve">Whether the spawn loop and the reset live in two places or two genuinely different scripts, the rule is the same: one formula, referenced everywhere.</w:t>
       </w:r>
     </w:p>
     <w:p>

--- a/docs/Lessons/Lesson 14 - Raising the Stakes/Keys/Lesson_14_Key_001GameCreator.docx
+++ b/docs/Lessons/Lesson 14 - Raising the Stakes/Keys/Lesson_14_Key_001GameCreator.docx
@@ -160,6 +160,173 @@
     </w:p>
     <w:p>
       <w:pPr>
+        <w:shd w:fill="F0F0F0" w:val="clear"/>
+        <w:spacing w:after="160" w:before="80"/>
+        <w:ind w:left="360"/>
+      </w:pPr>
+      <w:r>
+        <w:rPr>
+          <w:i/>
+          <w:iCs/>
+          <w:color w:val="555555"/>
+          <w:sz w:val="18"/>
+          <w:szCs w:val="18"/>
+        </w:rPr>
+        <w:t xml:space="preserve">Highlighted lines are new this week; everything else is code you already have.</w:t>
+      </w:r>
+      <w:r>
+        <w:br/>
+        <w:t xml:space="preserve"/>
+      </w:r>
+      <w:r>
+        <w:rPr>
+          <w:rFonts w:ascii="Consolas" w:cs="Consolas" w:eastAsia="Consolas" w:hAnsi="Consolas"/>
+          <w:sz w:val="20"/>
+          <w:szCs w:val="20"/>
+        </w:rPr>
+        <w:t xml:space="preserve">Custom Event: SpawnWave (revised) -&gt;</w:t>
+      </w:r>
+      <w:r>
+        <w:br/>
+        <w:t xml:space="preserve"/>
+      </w:r>
+      <w:r>
+        <w:rPr>
+          <w:rFonts w:ascii="Consolas" w:cs="Consolas" w:eastAsia="Consolas" w:hAnsi="Consolas"/>
+          <w:sz w:val="20"/>
+          <w:szCs w:val="20"/>
+        </w:rPr>
+        <w:t xml:space="preserve">  Actor – Destroy/Revive(Revive) + Teleport(enemy_1..enemy_5, starting positions)</w:t>
+      </w:r>
+      <w:r>
+        <w:br/>
+        <w:t xml:space="preserve"/>
+      </w:r>
+      <w:r>
+        <w:rPr>
+          <w:rFonts w:ascii="Consolas" w:cs="Consolas" w:eastAsia="Consolas" w:hAnsi="Consolas"/>
+          <w:sz w:val="20"/>
+          <w:szCs w:val="20"/>
+          <w:shd w:fill="FFE98A" w:val="clear"/>
+        </w:rPr>
+        <w:t xml:space="preserve">  If(wave &gt;= 2)</w:t>
+      </w:r>
+      <w:r>
+        <w:br/>
+        <w:t xml:space="preserve"/>
+      </w:r>
+      <w:r>
+        <w:rPr>
+          <w:rFonts w:ascii="Consolas" w:cs="Consolas" w:eastAsia="Consolas" w:hAnsi="Consolas"/>
+          <w:sz w:val="20"/>
+          <w:szCs w:val="20"/>
+          <w:shd w:fill="FFE98A" w:val="clear"/>
+        </w:rPr>
+        <w:t xml:space="preserve">    Actor – Destroy/Revive(Revive) + Teleport(enemy_6, starting position)</w:t>
+      </w:r>
+      <w:r>
+        <w:br/>
+        <w:t xml:space="preserve"/>
+      </w:r>
+      <w:r>
+        <w:rPr>
+          <w:rFonts w:ascii="Consolas" w:cs="Consolas" w:eastAsia="Consolas" w:hAnsi="Consolas"/>
+          <w:sz w:val="20"/>
+          <w:szCs w:val="20"/>
+          <w:shd w:fill="FFE98A" w:val="clear"/>
+        </w:rPr>
+        <w:t xml:space="preserve">  If(wave &gt;= 3)</w:t>
+      </w:r>
+      <w:r>
+        <w:br/>
+        <w:t xml:space="preserve"/>
+      </w:r>
+      <w:r>
+        <w:rPr>
+          <w:rFonts w:ascii="Consolas" w:cs="Consolas" w:eastAsia="Consolas" w:hAnsi="Consolas"/>
+          <w:sz w:val="20"/>
+          <w:szCs w:val="20"/>
+          <w:shd w:fill="FFE98A" w:val="clear"/>
+        </w:rPr>
+        <w:t xml:space="preserve">    Actor – Destroy/Revive(Revive) + Teleport(enemy_7, starting position)</w:t>
+      </w:r>
+      <w:r>
+        <w:br/>
+        <w:t xml:space="preserve"/>
+      </w:r>
+      <w:r>
+        <w:rPr>
+          <w:rFonts w:ascii="Consolas" w:cs="Consolas" w:eastAsia="Consolas" w:hAnsi="Consolas"/>
+          <w:sz w:val="20"/>
+          <w:szCs w:val="20"/>
+        </w:rPr>
+        <w:t xml:space="preserve"/>
+      </w:r>
+      <w:r>
+        <w:br/>
+        <w:t xml:space="preserve"/>
+      </w:r>
+      <w:r>
+        <w:rPr>
+          <w:rFonts w:ascii="Consolas" w:cs="Consolas" w:eastAsia="Consolas" w:hAnsi="Consolas"/>
+          <w:sz w:val="20"/>
+          <w:szCs w:val="20"/>
+        </w:rPr>
+        <w:t xml:space="preserve">Custom Event: ResetGame (revised) -&gt;</w:t>
+      </w:r>
+      <w:r>
+        <w:br/>
+        <w:t xml:space="preserve"/>
+      </w:r>
+      <w:r>
+        <w:rPr>
+          <w:rFonts w:ascii="Consolas" w:cs="Consolas" w:eastAsia="Consolas" w:hAnsi="Consolas"/>
+          <w:sz w:val="20"/>
+          <w:szCs w:val="20"/>
+        </w:rPr>
+        <w:t xml:space="preserve">  Variable – Modify Value(wave, Set, 1)</w:t>
+      </w:r>
+      <w:r>
+        <w:br/>
+        <w:t xml:space="preserve"/>
+      </w:r>
+      <w:r>
+        <w:rPr>
+          <w:rFonts w:ascii="Consolas" w:cs="Consolas" w:eastAsia="Consolas" w:hAnsi="Consolas"/>
+          <w:sz w:val="20"/>
+          <w:szCs w:val="20"/>
+          <w:shd w:fill="FFE98A" w:val="clear"/>
+        </w:rPr>
+        <w:t xml:space="preserve">  Variable – Modify Value(enemies_remaining, Set, 4 + wave)</w:t>
+      </w:r>
+      <w:r>
+        <w:br/>
+        <w:t xml:space="preserve"/>
+      </w:r>
+      <w:r>
+        <w:rPr>
+          <w:rFonts w:ascii="Consolas" w:cs="Consolas" w:eastAsia="Consolas" w:hAnsi="Consolas"/>
+          <w:sz w:val="20"/>
+          <w:szCs w:val="20"/>
+          <w:shd w:fill="FFE98A" w:val="clear"/>
+        </w:rPr>
+        <w:t xml:space="preserve">  Actor – Destroy/Revive(Destroy) for enemy_6, enemy_7</w:t>
+      </w:r>
+      <w:r>
+        <w:br/>
+        <w:t xml:space="preserve"/>
+      </w:r>
+      <w:r>
+        <w:rPr>
+          <w:rFonts w:ascii="Consolas" w:cs="Consolas" w:eastAsia="Consolas" w:hAnsi="Consolas"/>
+          <w:sz w:val="20"/>
+          <w:szCs w:val="20"/>
+        </w:rPr>
+        <w:t xml:space="preserve">  Call Custom Event(SpawnWave)</w:t>
+      </w:r>
+    </w:p>
+    <w:p>
+      <w:pPr>
         <w:spacing w:after="40" w:before="120"/>
         <w:jc w:val="center"/>
       </w:pPr>
@@ -286,6 +453,82 @@
       </w:pPr>
       <w:r>
         <w:t xml:space="preserve">For advanced students: if their installed version DOES expose a runtime movement-speed action (check together), implementing per-wave speed scaling as a Level 3 stretch is a great extension, using the exact same wave-gated If-branch pattern as the count scaling.</w:t>
+      </w:r>
+    </w:p>
+    <w:p>
+      <w:pPr>
+        <w:spacing w:after="160"/>
+      </w:pPr>
+      <w:r>
+        <w:rPr>
+          <w:b/>
+          <w:bCs/>
+        </w:rPr>
+        <w:t xml:space="preserve">Level 2 - complete code:</w:t>
+      </w:r>
+    </w:p>
+    <w:p>
+      <w:pPr>
+        <w:shd w:fill="F0F0F0" w:val="clear"/>
+        <w:spacing w:after="160" w:before="80"/>
+        <w:ind w:left="360"/>
+      </w:pPr>
+      <w:r>
+        <w:rPr>
+          <w:rFonts w:ascii="Consolas" w:cs="Consolas" w:eastAsia="Consolas" w:hAnsi="Consolas"/>
+          <w:sz w:val="20"/>
+          <w:szCs w:val="20"/>
+        </w:rPr>
+        <w:t xml:space="preserve">Level 2 is verification only for this engine - this engine's confirmed action set has no verified way to change Automatic Movement speed at runtime (see the Handout's Level 2 note), so there is no Level 2 code to add on top of Level 1.</w:t>
+      </w:r>
+      <w:r>
+        <w:br/>
+        <w:t xml:space="preserve"/>
+      </w:r>
+      <w:r>
+        <w:rPr>
+          <w:rFonts w:ascii="Consolas" w:cs="Consolas" w:eastAsia="Consolas" w:hAnsi="Consolas"/>
+          <w:sz w:val="20"/>
+          <w:szCs w:val="20"/>
+        </w:rPr>
+        <w:t xml:space="preserve">Checks: play a full 3-wave round and confirm enemy_6 joins at wave 2 and enemy_7 joins at wave 3, with no copy left stuck mid-Destroy or appearing a wave early/late;</w:t>
+      </w:r>
+      <w:r>
+        <w:br/>
+        <w:t xml:space="preserve"/>
+      </w:r>
+      <w:r>
+        <w:rPr>
+          <w:rFonts w:ascii="Consolas" w:cs="Consolas" w:eastAsia="Consolas" w:hAnsi="Consolas"/>
+          <w:sz w:val="20"/>
+          <w:szCs w:val="20"/>
+        </w:rPr>
+        <w:t xml:space="preserve">confirm restarting mid-game correctly Destroys enemy_6/7 again before SpawnWave re-revives only the wave-appropriate copies.</w:t>
+      </w:r>
+    </w:p>
+    <w:p>
+      <w:pPr>
+        <w:spacing w:after="160"/>
+      </w:pPr>
+      <w:r>
+        <w:rPr>
+          <w:b/>
+          <w:bCs/>
+        </w:rPr>
+        <w:t xml:space="preserve">Level 3 - no single combined code example:</w:t>
+      </w:r>
+    </w:p>
+    <w:p>
+      <w:pPr>
+        <w:spacing w:after="160"/>
+      </w:pPr>
+      <w:r>
+        <w:rPr>
+          <w:i/>
+          <w:iCs/>
+          <w:color w:val="555555"/>
+        </w:rPr>
+        <w:t xml:space="preserve">This week's Level 3 is a "choose ONE" menu of five independent stretch features (destructible shields, a power-up, a bonus enemy, formation-marching movement, or a title/game-over screen) rather than the usual set of small, combinable stretch goals - so a single "all goals combined" code block doesn't fit Rule 14's usual model, and isn't provided here. Full worked solutions for all five options, across the active engines, are planned for the Lesson 15 wrap-up "Complete Codebase" send-home materials instead. Use the Talking Points above and the Handout's Level 3 menu to guide students toward whichever option they choose.</w:t>
       </w:r>
     </w:p>
     <w:p>
